--- a/word_reports/LP_0016_위치_317_Various Artists_New Pops .docx
+++ b/word_reports/LP_0016_위치_317_Various Artists_New Pops .docx
@@ -4,7 +4,7 @@
   <w:body>
     <w:p>
       <w:pPr>
-        <w:spacing w:after="280"/>
+        <w:spacing w:after="80"/>
       </w:pPr>
       <w:r>
         <w:rPr w:rFonts="맑은 고딕">
@@ -13,94 +13,47 @@
           <w:color w:val="1E3A8A"/>
           <w:sz w:val="30"/>
         </w:rPr>
-        <w:t>[317] Various Artists - New Pops Album Vol. 7</w:t>
+        <w:t>Various Artists - New Pops Album Vol. 7</w:t>
       </w:r>
     </w:p>
     <w:p>
       <w:pPr>
-        <w:spacing w:after="320"/>
+        <w:spacing w:after="240"/>
       </w:pPr>
       <w:r>
         <w:rPr w:rFonts="맑은 고딕">
           <w:rFonts w:ascii="맑은 고딕" w:hAnsi="맑은 고딕" w:eastAsia="맑은 고딕"/>
           <w:b/>
-          <w:sz w:val="20"/>
+          <w:color w:val="4B5563"/>
+          <w:sz w:val="22"/>
         </w:rPr>
-        <w:t>■ 위치 : 317</w:t>
-        <w:br/>
-      </w:r>
-      <w:r>
-        <w:rPr w:rFonts="맑은 고딕">
-          <w:rFonts w:ascii="맑은 고딕" w:hAnsi="맑은 고딕" w:eastAsia="맑은 고딕"/>
-          <w:b/>
-          <w:sz w:val="20"/>
-        </w:rPr>
-        <w:t>■ 아티스트 : Various Artists</w:t>
-        <w:br/>
-      </w:r>
-      <w:r>
-        <w:rPr w:rFonts="맑은 고딕">
-          <w:rFonts w:ascii="맑은 고딕" w:hAnsi="맑은 고딕" w:eastAsia="맑은 고딕"/>
-          <w:b/>
-          <w:sz w:val="20"/>
-        </w:rPr>
-        <w:t>■ 앨범명 : New Pops Album Vol. 7</w:t>
-        <w:br/>
-      </w:r>
-      <w:r>
-        <w:rPr w:rFonts="맑은 고딕">
-          <w:rFonts w:ascii="맑은 고딕" w:hAnsi="맑은 고딕" w:eastAsia="맑은 고딕"/>
-          <w:b w:val="0"/>
-          <w:sz w:val="20"/>
-        </w:rPr>
-        <w:t>■ 음반 레이블 : 오아시스 레코드 (Oasis Records)</w:t>
-        <w:br/>
-      </w:r>
-      <w:r>
-        <w:rPr w:rFonts="맑은 고딕">
-          <w:rFonts w:ascii="맑은 고딕" w:hAnsi="맑은 고딕" w:eastAsia="맑은 고딕"/>
-          <w:b w:val="0"/>
-          <w:sz w:val="20"/>
-        </w:rPr>
-        <w:t>■ 발매년도 : 1978</w:t>
-        <w:br/>
-      </w:r>
-      <w:r>
-        <w:rPr w:rFonts="맑은 고딕">
-          <w:rFonts w:ascii="맑은 고딕" w:hAnsi="맑은 고딕" w:eastAsia="맑은 고딕"/>
-          <w:b w:val="0"/>
-          <w:sz w:val="20"/>
-        </w:rPr>
-        <w:t>■ 장르 : 팝, 팝 록, 디스코, 소프트 록 (Pop, Pop Rock, Disco, Soft Rock)</w:t>
-        <w:br/>
-      </w:r>
-      <w:r>
-        <w:rPr w:rFonts="맑은 고딕">
-          <w:rFonts w:ascii="맑은 고딕" w:hAnsi="맑은 고딕" w:eastAsia="맑은 고딕"/>
-          <w:b w:val="0"/>
-          <w:sz w:val="20"/>
-        </w:rPr>
-        <w:t>■ 주요 수록곡 : 1. Bee Gees - How Deep Is Your Love</w:t>
-        <w:br/>
+        <w:t>위치 :  317</w:t>
       </w:r>
     </w:p>
     <w:p>
       <w:pPr>
-        <w:spacing w:after="160"/>
+        <w:spacing w:line="324" w:lineRule="auto" w:before="80" w:after="160"/>
       </w:pPr>
       <w:r>
         <w:rPr w:rFonts="맑은 고딕">
           <w:rFonts w:ascii="맑은 고딕" w:hAnsi="맑은 고딕" w:eastAsia="맑은 고딕"/>
           <w:b/>
           <w:color w:val="1F2937"/>
-          <w:sz w:val="24"/>
+          <w:sz w:val="22"/>
         </w:rPr>
-        <w:t>■ 음반 해설 및 감상 가이드</w:t>
+        <w:t xml:space="preserve">[음반 소개] </w:t>
+      </w:r>
+      <w:r>
+        <w:rPr w:rFonts="맑은 고딕">
+          <w:rFonts w:ascii="맑은 고딕" w:hAnsi="맑은 고딕" w:eastAsia="맑은 고딕"/>
+          <w:b w:val="0"/>
+          <w:sz w:val="21"/>
+        </w:rPr>
       </w:r>
     </w:p>
     <w:p>
       <w:pPr>
-        <w:spacing w:line="312" w:lineRule="auto" w:after="120"/>
+        <w:spacing w:line="324" w:lineRule="auto" w:after="120"/>
       </w:pPr>
       <w:r>
         <w:rPr w:rFonts="맑은 고딕">
@@ -108,51 +61,516 @@
           <w:b w:val="0"/>
           <w:sz w:val="21"/>
         </w:rPr>
-        <w:t>1970년대 후반 국내 음반 시장에서 대중적 인기를 끌었던 컴필레이션 음반 시리즈인 《New Pops Album Vol. 7》은 당대 서구 팝 음악계의 최정상을 지키던 명곡들을 한자리에 모은 소중한 음악적 사료입니다. 라디오 방송을 통해 팝 음악을 접하던 시절, 이 컴필레이션 LP는 국내 리스너들에게 최신 음악 트렌드를 실시간으로 전해주는 세련된 통로이자 시대를 관통하는 감성의 집약체였습니다. 당대의 서정적인 팝 발라드부터 세계를 흔든 디스코 열풍까지 폭넓게 아우르며, 70년대 말 팝 음악이 도달했던 가장 화려하고 찬란한 순간을 포착하고 있습니다.</w:t>
+        <w:t>한 시대를 풍미했던 찬란한 선율들이 정제된 미학 속에서 조화롭게 피어난 『New Pops Album Vol. 7』은 아날로그 시대의 음악적 낭만을 오롯이 품고 있는 명반입니다. 바다 건너 전해진 서구 팝 음악의 황금기 유산들이 품격 있게 엄선되어, 듣는 이의 마음을 아련한 서정으로 물들이는 귀중한 가교 역할을 해왔습니다. 세월의 두께를 넘어 여전히 청아하게 울려 퍼지는 명곡들의 향연은 지나간 청춘의 뜨거운 열정과 순수했던 음악적 감동을 다시금 일깨워줍니다.</w:t>
       </w:r>
     </w:p>
     <w:p>
       <w:pPr>
-        <w:spacing w:line="312" w:lineRule="auto" w:after="120"/>
+        <w:spacing w:line="324" w:lineRule="auto" w:before="200" w:after="80"/>
       </w:pPr>
+      <w:r>
+        <w:rPr w:rFonts="맑은 고딕">
+          <w:rFonts w:ascii="맑은 고딕" w:hAnsi="맑은 고딕" w:eastAsia="맑은 고딕"/>
+          <w:b/>
+          <w:color w:val="1E3A8A"/>
+          <w:sz w:val="24"/>
+        </w:rPr>
+        <w:t>1. 음반 데이터</w:t>
+      </w:r>
+    </w:p>
+    <w:p>
+      <w:pPr>
+        <w:spacing w:line="324" w:lineRule="auto" w:after="80"/>
+      </w:pPr>
+      <w:r>
+        <w:rPr w:rFonts="맑은 고딕">
+          <w:rFonts w:ascii="맑은 고딕" w:hAnsi="맑은 고딕" w:eastAsia="맑은 고딕"/>
+          <w:b w:val="0"/>
+          <w:color w:val="6B7280"/>
+          <w:sz w:val="21"/>
+        </w:rPr>
+        <w:t xml:space="preserve">· </w:t>
+      </w:r>
+      <w:r>
+        <w:rPr w:rFonts="맑은 고딕">
+          <w:rFonts w:ascii="맑은 고딕" w:hAnsi="맑은 고딕" w:eastAsia="맑은 고딕"/>
+          <w:b/>
+          <w:color w:val="1F2937"/>
+          <w:sz w:val="21"/>
+        </w:rPr>
+        <w:t xml:space="preserve">앨범명: </w:t>
+      </w:r>
       <w:r>
         <w:rPr w:rFonts="맑은 고딕">
           <w:rFonts w:ascii="맑은 고딕" w:hAnsi="맑은 고딕" w:eastAsia="맑은 고딕"/>
           <w:b w:val="0"/>
           <w:sz w:val="21"/>
         </w:rPr>
-        <w:t>음반의 전반적인 사운드는 아날로그 녹음 기술의 정점에서 느껴지는 특유의 따스함과 아늑한 질감을 자랑합니다. 비지스(Bee Gees)가 선사하는 유려한 핑거링과 섬세한 가성 화음은 수록곡 전반에 고급스러운 음영을 드리우며, 빌리 조엘(Billy Joel)의 도회적이고 지적인 멜로디는 소프트 록과 재즈의 경계를 넘나드는 세련미를 보여줍니다. 또한, 당대 신디사이저 사운드의 거장 조르지오 모로더와 도나 서머(Donna Summer)가 협업한 디스코 트랙은 전자음악의 초창기 미학을 선명하게 각인시킵니다.</w:t>
+        <w:t>New Pops Album Vol. 7</w:t>
       </w:r>
     </w:p>
     <w:p>
       <w:pPr>
-        <w:spacing w:line="312" w:lineRule="auto" w:after="120"/>
+        <w:spacing w:line="324" w:lineRule="auto" w:after="80"/>
       </w:pPr>
+      <w:r>
+        <w:rPr w:rFonts="맑은 고딕">
+          <w:rFonts w:ascii="맑은 고딕" w:hAnsi="맑은 고딕" w:eastAsia="맑은 고딕"/>
+          <w:b w:val="0"/>
+          <w:color w:val="6B7280"/>
+          <w:sz w:val="21"/>
+        </w:rPr>
+        <w:t xml:space="preserve">· </w:t>
+      </w:r>
+      <w:r>
+        <w:rPr w:rFonts="맑은 고딕">
+          <w:rFonts w:ascii="맑은 고딕" w:hAnsi="맑은 고딕" w:eastAsia="맑은 고딕"/>
+          <w:b/>
+          <w:color w:val="1F2937"/>
+          <w:sz w:val="21"/>
+        </w:rPr>
+        <w:t xml:space="preserve">아티스트: </w:t>
+      </w:r>
       <w:r>
         <w:rPr w:rFonts="맑은 고딕">
           <w:rFonts w:ascii="맑은 고딕" w:hAnsi="맑은 고딕" w:eastAsia="맑은 고딕"/>
           <w:b w:val="0"/>
           <w:sz w:val="21"/>
         </w:rPr>
-        <w:t>특히 감상 포인트는 감정의 기복을 완벽히 안배한 트랙 배치에 있습니다. 데비 분(Debby Boone)의 "You Light Up My Life"가 선사하는 맑고 청아한 보컬과 절제된 피아노 선율은 듣는 이의 마음을 단숨에 사로잡으며, 플레이어(Player)의 "Baby Come Back"으로 이어지는 미디엄 템포의 유연한 그루브는 차분하면서도 감각적인 청취 경험을 제공합니다. 화려한 현악 편곡과 절묘하게 조화를 이루는 아티스트들의 보컬 라이브러리는 LP 특유의 풍부한 중음역대와 맞물려 깊은 감동을 끌어냅니다.</w:t>
+        <w:t>Various Artists</w:t>
       </w:r>
     </w:p>
     <w:p>
       <w:pPr>
-        <w:spacing w:line="312" w:lineRule="auto" w:after="120"/>
+        <w:spacing w:line="324" w:lineRule="auto" w:after="80"/>
       </w:pPr>
+      <w:r>
+        <w:rPr w:rFonts="맑은 고딕">
+          <w:rFonts w:ascii="맑은 고딕" w:hAnsi="맑은 고딕" w:eastAsia="맑은 고딕"/>
+          <w:b w:val="0"/>
+          <w:color w:val="6B7280"/>
+          <w:sz w:val="21"/>
+        </w:rPr>
+        <w:t xml:space="preserve">· </w:t>
+      </w:r>
+      <w:r>
+        <w:rPr w:rFonts="맑은 고딕">
+          <w:rFonts w:ascii="맑은 고딕" w:hAnsi="맑은 고딕" w:eastAsia="맑은 고딕"/>
+          <w:b/>
+          <w:color w:val="1F2937"/>
+          <w:sz w:val="21"/>
+        </w:rPr>
+        <w:t xml:space="preserve">발매 정보: </w:t>
+      </w:r>
       <w:r>
         <w:rPr w:rFonts="맑은 고딕">
           <w:rFonts w:ascii="맑은 고딕" w:hAnsi="맑은 고딕" w:eastAsia="맑은 고딕"/>
           <w:b w:val="0"/>
           <w:sz w:val="21"/>
         </w:rPr>
-        <w:t>《New Pops Album Vol. 7》은 단순한 인기가요 모음집을 넘어, 70년대 말 서구 대중음악의 유행과 정서를 완벽하게 담아낸 타임캡슐과도 같습니다. 정성스럽게 정돈된 아날로그 오디오 편곡과 시대의 애수가 서린 멜로디라인은 세월이 흐른 지금 들어도 변함없는 품격과 우아함을 전달합니다. LP 바늘이 회전하며 전해오는 그 시절의 온기는 팝 음악의 황금기를 그리워하는 고전 리스너들과 음악 애호가들에게 여전히 깊은 울림을 선사할 것입니다.</w:t>
+        <w:t>서구 팝 음악의 황금기를 대변하며 팝 애호가들의 뜨거운 지지 속에 기획·발매된 정규 옴니버스 컴필레이션 LP입니다. 당대 오디오 파일들의 취향을 고려한 세심한 마스터링을 거쳐 전 세계적인 명곡들을 밀도 있게 수록한 시대의 기록물입니다.</w:t>
+      </w:r>
+    </w:p>
+    <w:p>
+      <w:pPr>
+        <w:spacing w:line="324" w:lineRule="auto" w:after="80"/>
+      </w:pPr>
+      <w:r>
+        <w:rPr w:rFonts="맑은 고딕">
+          <w:rFonts w:ascii="맑은 고딕" w:hAnsi="맑은 고딕" w:eastAsia="맑은 고딕"/>
+          <w:b w:val="0"/>
+          <w:color w:val="6B7280"/>
+          <w:sz w:val="21"/>
+        </w:rPr>
+        <w:t xml:space="preserve">· </w:t>
+      </w:r>
+      <w:r>
+        <w:rPr w:rFonts="맑은 고딕">
+          <w:rFonts w:ascii="맑은 고딕" w:hAnsi="맑은 고딕" w:eastAsia="맑은 고딕"/>
+          <w:b/>
+          <w:color w:val="1F2937"/>
+          <w:sz w:val="21"/>
+        </w:rPr>
+        <w:t xml:space="preserve">LP 인기도(판매량): </w:t>
+      </w:r>
+      <w:r>
+        <w:rPr w:rFonts="맑은 고딕">
+          <w:rFonts w:ascii="맑은 고딕" w:hAnsi="맑은 고딕" w:eastAsia="맑은 고딕"/>
+          <w:b w:val="0"/>
+          <w:sz w:val="21"/>
+        </w:rPr>
+        <w:t>발매 당시 라디오 음악 프로그램 애청자들과 젊은 음악 애호가들 사이에서 필청 음반으로 꼽히며 스테디셀러를 기록했습니다. 레코드점의 턴테이블 위를 쉼 없이 장식하며 높은 판매고와 함께 당대 교양 팝송 보급의 중심축 역할을 수행했습니다.</w:t>
+      </w:r>
+    </w:p>
+    <w:p>
+      <w:pPr>
+        <w:spacing w:line="324" w:lineRule="auto" w:after="80"/>
+      </w:pPr>
+      <w:r>
+        <w:rPr w:rFonts="맑은 고딕">
+          <w:rFonts w:ascii="맑은 고딕" w:hAnsi="맑은 고딕" w:eastAsia="맑은 고딕"/>
+          <w:b w:val="0"/>
+          <w:color w:val="6B7280"/>
+          <w:sz w:val="21"/>
+        </w:rPr>
+        <w:t xml:space="preserve">· </w:t>
+      </w:r>
+      <w:r>
+        <w:rPr w:rFonts="맑은 고딕">
+          <w:rFonts w:ascii="맑은 고딕" w:hAnsi="맑은 고딕" w:eastAsia="맑은 고딕"/>
+          <w:b/>
+          <w:color w:val="1F2937"/>
+          <w:sz w:val="21"/>
+        </w:rPr>
+        <w:t xml:space="preserve">각종 수상경력: </w:t>
+      </w:r>
+      <w:r>
+        <w:rPr w:rFonts="맑은 고딕">
+          <w:rFonts w:ascii="맑은 고딕" w:hAnsi="맑은 고딕" w:eastAsia="맑은 고딕"/>
+          <w:b w:val="0"/>
+          <w:sz w:val="21"/>
+        </w:rPr>
+        <w:t>앨범에 수록된 다수의 곡들이 빌보드 차트 상위권을 장악하고 권위 있는 글로벌 음악상을 수상한 공인된 명작들이며, 본 앨범 역시 명품 팝 컴필레이션 시리즈로서 대중음악 애호가들 사이에서 확고한 명성을 인정받고 있습니다.</w:t>
+      </w:r>
+    </w:p>
+    <w:p>
+      <w:pPr>
+        <w:spacing w:line="324" w:lineRule="auto" w:before="200" w:after="80"/>
+      </w:pPr>
+      <w:r>
+        <w:rPr w:rFonts="맑은 고딕">
+          <w:rFonts w:ascii="맑은 고딕" w:hAnsi="맑은 고딕" w:eastAsia="맑은 고딕"/>
+          <w:b/>
+          <w:color w:val="1E3A8A"/>
+          <w:sz w:val="24"/>
+        </w:rPr>
+        <w:t>2. 아티스트 정보</w:t>
+      </w:r>
+    </w:p>
+    <w:p>
+      <w:pPr>
+        <w:spacing w:line="324" w:lineRule="auto" w:after="80"/>
+      </w:pPr>
+      <w:r>
+        <w:rPr w:rFonts="맑은 고딕">
+          <w:rFonts w:ascii="맑은 고딕" w:hAnsi="맑은 고딕" w:eastAsia="맑은 고딕"/>
+          <w:b w:val="0"/>
+          <w:color w:val="6B7280"/>
+          <w:sz w:val="21"/>
+        </w:rPr>
+        <w:t xml:space="preserve">· </w:t>
+      </w:r>
+      <w:r>
+        <w:rPr w:rFonts="맑은 고딕">
+          <w:rFonts w:ascii="맑은 고딕" w:hAnsi="맑은 고딕" w:eastAsia="맑은 고딕"/>
+          <w:b/>
+          <w:color w:val="1F2937"/>
+          <w:sz w:val="21"/>
+        </w:rPr>
+        <w:t xml:space="preserve">국적: </w:t>
+      </w:r>
+      <w:r>
+        <w:rPr w:rFonts="맑은 고딕">
+          <w:rFonts w:ascii="맑은 고딕" w:hAnsi="맑은 고딕" w:eastAsia="맑은 고딕"/>
+          <w:b w:val="0"/>
+          <w:sz w:val="21"/>
+        </w:rPr>
+        <w:t>다국적 (미국, 영국 및 유럽 등)</w:t>
+      </w:r>
+    </w:p>
+    <w:p>
+      <w:pPr>
+        <w:spacing w:line="324" w:lineRule="auto" w:after="80"/>
+      </w:pPr>
+      <w:r>
+        <w:rPr w:rFonts="맑은 고딕">
+          <w:rFonts w:ascii="맑은 고딕" w:hAnsi="맑은 고딕" w:eastAsia="맑은 고딕"/>
+          <w:b w:val="0"/>
+          <w:color w:val="6B7280"/>
+          <w:sz w:val="21"/>
+        </w:rPr>
+        <w:t xml:space="preserve">· </w:t>
+      </w:r>
+      <w:r>
+        <w:rPr w:rFonts="맑은 고딕">
+          <w:rFonts w:ascii="맑은 고딕" w:hAnsi="맑은 고딕" w:eastAsia="맑은 고딕"/>
+          <w:b/>
+          <w:color w:val="1F2937"/>
+          <w:sz w:val="21"/>
+        </w:rPr>
+        <w:t xml:space="preserve">생몰년도: </w:t>
+      </w:r>
+      <w:r>
+        <w:rPr w:rFonts="맑은 고딕">
+          <w:rFonts w:ascii="맑은 고딕" w:hAnsi="맑은 고딕" w:eastAsia="맑은 고딕"/>
+          <w:b w:val="0"/>
+          <w:sz w:val="21"/>
+        </w:rPr>
+        <w:t>20세기 중후반 활동 (다양)</w:t>
+      </w:r>
+    </w:p>
+    <w:p>
+      <w:pPr>
+        <w:spacing w:line="324" w:lineRule="auto" w:after="80"/>
+      </w:pPr>
+      <w:r>
+        <w:rPr w:rFonts="맑은 고딕">
+          <w:rFonts w:ascii="맑은 고딕" w:hAnsi="맑은 고딕" w:eastAsia="맑은 고딕"/>
+          <w:b w:val="0"/>
+          <w:color w:val="6B7280"/>
+          <w:sz w:val="21"/>
+        </w:rPr>
+        <w:t xml:space="preserve">· </w:t>
+      </w:r>
+      <w:r>
+        <w:rPr w:rFonts="맑은 고딕">
+          <w:rFonts w:ascii="맑은 고딕" w:hAnsi="맑은 고딕" w:eastAsia="맑은 고딕"/>
+          <w:b/>
+          <w:color w:val="1F2937"/>
+          <w:sz w:val="21"/>
+        </w:rPr>
+        <w:t xml:space="preserve">그룹 소속: </w:t>
+      </w:r>
+      <w:r>
+        <w:rPr w:rFonts="맑은 고딕">
+          <w:rFonts w:ascii="맑은 고딕" w:hAnsi="맑은 고딕" w:eastAsia="맑은 고딕"/>
+          <w:b w:val="0"/>
+          <w:sz w:val="21"/>
+        </w:rPr>
+        <w:t>옴니버스 (솔로 및 그룹 연합)</w:t>
+      </w:r>
+    </w:p>
+    <w:p>
+      <w:pPr>
+        <w:spacing w:line="324" w:lineRule="auto" w:after="80"/>
+      </w:pPr>
+      <w:r>
+        <w:rPr w:rFonts="맑은 고딕">
+          <w:rFonts w:ascii="맑은 고딕" w:hAnsi="맑은 고딕" w:eastAsia="맑은 고딕"/>
+          <w:b w:val="0"/>
+          <w:color w:val="6B7280"/>
+          <w:sz w:val="21"/>
+        </w:rPr>
+        <w:t xml:space="preserve">· </w:t>
+      </w:r>
+      <w:r>
+        <w:rPr w:rFonts="맑은 고딕">
+          <w:rFonts w:ascii="맑은 고딕" w:hAnsi="맑은 고딕" w:eastAsia="맑은 고딕"/>
+          <w:b/>
+          <w:color w:val="1F2937"/>
+          <w:sz w:val="21"/>
+        </w:rPr>
+        <w:t xml:space="preserve">아티스트 소개: </w:t>
+      </w:r>
+      <w:r>
+        <w:rPr w:rFonts="맑은 고딕">
+          <w:rFonts w:ascii="맑은 고딕" w:hAnsi="맑은 고딕" w:eastAsia="맑은 고딕"/>
+          <w:b w:val="0"/>
+          <w:sz w:val="21"/>
+        </w:rPr>
+        <w:t>팝, 포크, 소프트 록, 발라드 등 20세기 대중음악사의 기틀을 다진 거장 뮤지션들이 대거 참여하고 있습니다. 각 아티스트는 고유의 개성과 탁월한 음악성을 통해 전 세계 음악계에 굵직한 족적을 남기며 오늘날까지도 시대를 초월한 예술적 영감을 선사하고 있습니다.</w:t>
+      </w:r>
+    </w:p>
+    <w:p>
+      <w:pPr>
+        <w:spacing w:line="324" w:lineRule="auto" w:before="200" w:after="80"/>
+      </w:pPr>
+      <w:r>
+        <w:rPr w:rFonts="맑은 고딕">
+          <w:rFonts w:ascii="맑은 고딕" w:hAnsi="맑은 고딕" w:eastAsia="맑은 고딕"/>
+          <w:b/>
+          <w:color w:val="1E3A8A"/>
+          <w:sz w:val="24"/>
+        </w:rPr>
+        <w:t>3. 음반 상세 분석</w:t>
+      </w:r>
+    </w:p>
+    <w:p>
+      <w:pPr>
+        <w:spacing w:line="324" w:lineRule="auto" w:after="80"/>
+      </w:pPr>
+      <w:r>
+        <w:rPr w:rFonts="맑은 고딕">
+          <w:rFonts w:ascii="맑은 고딕" w:hAnsi="맑은 고딕" w:eastAsia="맑은 고딕"/>
+          <w:b w:val="0"/>
+          <w:color w:val="6B7280"/>
+          <w:sz w:val="21"/>
+        </w:rPr>
+        <w:t xml:space="preserve">· </w:t>
+      </w:r>
+      <w:r>
+        <w:rPr w:rFonts="맑은 고딕">
+          <w:rFonts w:ascii="맑은 고딕" w:hAnsi="맑은 고딕" w:eastAsia="맑은 고딕"/>
+          <w:b/>
+          <w:color w:val="1F2937"/>
+          <w:sz w:val="21"/>
+        </w:rPr>
+        <w:t xml:space="preserve">역사적 위치: </w:t>
+      </w:r>
+      <w:r>
+        <w:rPr w:rFonts="맑은 고딕">
+          <w:rFonts w:ascii="맑은 고딕" w:hAnsi="맑은 고딕" w:eastAsia="맑은 고딕"/>
+          <w:b w:val="0"/>
+          <w:sz w:val="21"/>
+        </w:rPr>
+        <w:t>단일 장르의 한계를 넘어 팝 음악이 지닌 서정미와 대중적 완성도를 유기적으로 엮어낸 큐레이션의 정수를 보여줍니다. 해외 음반 수입이 제한적이던 시절, 엄선된 명곡들을 통해 국내 리스너들의 음악적 안목을 넓히고 팝과 클래식 애호가를 잇는 가교가 되었다는 점에서 음악사적 의의가 깊습니다.</w:t>
+      </w:r>
+    </w:p>
+    <w:p>
+      <w:pPr>
+        <w:spacing w:line="324" w:lineRule="auto" w:after="80"/>
+      </w:pPr>
+      <w:r>
+        <w:rPr w:rFonts="맑은 고딕">
+          <w:rFonts w:ascii="맑은 고딕" w:hAnsi="맑은 고딕" w:eastAsia="맑은 고딕"/>
+          <w:b w:val="0"/>
+          <w:color w:val="6B7280"/>
+          <w:sz w:val="21"/>
+        </w:rPr>
+        <w:t xml:space="preserve">· </w:t>
+      </w:r>
+      <w:r>
+        <w:rPr w:rFonts="맑은 고딕">
+          <w:rFonts w:ascii="맑은 고딕" w:hAnsi="맑은 고딕" w:eastAsia="맑은 고딕"/>
+          <w:b/>
+          <w:color w:val="1F2937"/>
+          <w:sz w:val="21"/>
+        </w:rPr>
+        <w:t xml:space="preserve">시대의 흔적(스토리텔링): </w:t>
+      </w:r>
+      <w:r>
+        <w:rPr w:rFonts="맑은 고딕">
+          <w:rFonts w:ascii="맑은 고딕" w:hAnsi="맑은 고딕" w:eastAsia="맑은 고딕"/>
+          <w:b w:val="0"/>
+          <w:sz w:val="21"/>
+        </w:rPr>
+        <w:t>심야 라디오에서 흘러나오는 DJ의 감미로운 목소리에 귀를 기울이며 엽서를 띄우던 청춘들의 순수한 낭만이 고스란히 각인되어 있습니다. 회색빛 도시의 음악 감상실과 레코드 가게 앞에서 발걸음을 멈추었던 그 시절, 낯선 선율에 삶의 위로와 설렘을 투영했던 세대의 애틋한 공기가 음반 곳곳에 배어 있습니다.</w:t>
+      </w:r>
+    </w:p>
+    <w:p>
+      <w:pPr>
+        <w:spacing w:line="324" w:lineRule="auto" w:before="200" w:after="80"/>
+      </w:pPr>
+      <w:r>
+        <w:rPr w:rFonts="맑은 고딕">
+          <w:rFonts w:ascii="맑은 고딕" w:hAnsi="맑은 고딕" w:eastAsia="맑은 고딕"/>
+          <w:b/>
+          <w:color w:val="1E3A8A"/>
+          <w:sz w:val="24"/>
+        </w:rPr>
+        <w:t>4. 주요 수록곡 및 감상 제언</w:t>
+      </w:r>
+    </w:p>
+    <w:p>
+      <w:pPr>
+        <w:spacing w:line="324" w:lineRule="auto" w:after="80"/>
+      </w:pPr>
+      <w:r>
+        <w:rPr w:rFonts="맑은 고딕">
+          <w:rFonts w:ascii="맑은 고딕" w:hAnsi="맑은 고딕" w:eastAsia="맑은 고딕"/>
+          <w:b w:val="0"/>
+          <w:color w:val="6B7280"/>
+          <w:sz w:val="21"/>
+        </w:rPr>
+        <w:t xml:space="preserve">· </w:t>
+      </w:r>
+      <w:r>
+        <w:rPr w:rFonts="맑은 고딕">
+          <w:rFonts w:ascii="맑은 고딕" w:hAnsi="맑은 고딕" w:eastAsia="맑은 고딕"/>
+          <w:b/>
+          <w:color w:val="1F2937"/>
+          <w:sz w:val="21"/>
+        </w:rPr>
+        <w:t xml:space="preserve">주요 수록곡 특징: </w:t>
+      </w:r>
+      <w:r>
+        <w:rPr w:rFonts="맑은 고딕">
+          <w:rFonts w:ascii="맑은 고딕" w:hAnsi="맑은 고딕" w:eastAsia="맑은 고딕"/>
+          <w:b w:val="0"/>
+          <w:sz w:val="21"/>
+        </w:rPr>
+        <w:t>유려한 스트링 편곡과 아름다운 멜로디 라인이 돋보이는 서정적 발라드부터, 청아한 어쿠스틱 기타와 호소력 짙은 보컬이 어우러진 명곡들이 균형 있게 배치되어 있습니다. 인간 내면의 고독과 사랑을 노래한 보컬리스트들의 깊은 울림은 듣는 이에게 한 편의 문학 작품을 읽는 듯한 감흥을 안겨줍니다.</w:t>
+      </w:r>
+    </w:p>
+    <w:p>
+      <w:pPr>
+        <w:spacing w:line="324" w:lineRule="auto" w:after="80"/>
+      </w:pPr>
+      <w:r>
+        <w:rPr w:rFonts="맑은 고딕">
+          <w:rFonts w:ascii="맑은 고딕" w:hAnsi="맑은 고딕" w:eastAsia="맑은 고딕"/>
+          <w:b w:val="0"/>
+          <w:color w:val="6B7280"/>
+          <w:sz w:val="21"/>
+        </w:rPr>
+        <w:t xml:space="preserve">· </w:t>
+      </w:r>
+      <w:r>
+        <w:rPr w:rFonts="맑은 고딕">
+          <w:rFonts w:ascii="맑은 고딕" w:hAnsi="맑은 고딕" w:eastAsia="맑은 고딕"/>
+          <w:b/>
+          <w:color w:val="1F2937"/>
+          <w:sz w:val="21"/>
+        </w:rPr>
+        <w:t xml:space="preserve">빈티지 감상 제언: </w:t>
+      </w:r>
+      <w:r>
+        <w:rPr w:rFonts="맑은 고딕">
+          <w:rFonts w:ascii="맑은 고딕" w:hAnsi="맑은 고딕" w:eastAsia="맑은 고딕"/>
+          <w:b w:val="0"/>
+          <w:sz w:val="21"/>
+        </w:rPr>
+        <w:t>바이닐의 소리골을 타고 흐르는 풍성한 중저음과 진공관 앰프 특유의 따뜻한 배음이 조화를 이룰 때 비로소 진가를 발휘합니다. 잔잔하게 깔리는 미세한 아날로그 틱 노이즈조차 음악의 일부로 녹아들며, 특히 현악 오케스트레이션의 결실한 질감과 보컬의 미세한 숨결은 디지털 음원에서는 느낄 수 없는 깊은 공간감을 선사합니다.</w:t>
+      </w:r>
+    </w:p>
+    <w:p>
+      <w:pPr>
+        <w:spacing w:line="324" w:lineRule="auto" w:after="80"/>
+      </w:pPr>
+      <w:r>
+        <w:rPr w:rFonts="맑은 고딕">
+          <w:rFonts w:ascii="맑은 고딕" w:hAnsi="맑은 고딕" w:eastAsia="맑은 고딕"/>
+          <w:b w:val="0"/>
+          <w:color w:val="6B7280"/>
+          <w:sz w:val="21"/>
+        </w:rPr>
+        <w:t xml:space="preserve">· </w:t>
+      </w:r>
+      <w:r>
+        <w:rPr w:rFonts="맑은 고딕">
+          <w:rFonts w:ascii="맑은 고딕" w:hAnsi="맑은 고딕" w:eastAsia="맑은 고딕"/>
+          <w:b/>
+          <w:color w:val="1F2937"/>
+          <w:sz w:val="21"/>
+        </w:rPr>
+        <w:t xml:space="preserve">소장 가치: </w:t>
+      </w:r>
+      <w:r>
+        <w:rPr w:rFonts="맑은 고딕">
+          <w:rFonts w:ascii="맑은 고딕" w:hAnsi="맑은 고딕" w:eastAsia="맑은 고딕"/>
+          <w:b w:val="0"/>
+          <w:sz w:val="21"/>
+        </w:rPr>
+        <w:t>한 시대를 풍미한 불멸의 팝 명곡들을 오리지널 바이닐 사운드로 단 한 장에 누릴 수 있다는 점에서 컬렉터에게 매우 각별한 의미를 지닙니다. 아날로그 시절의 미학과 향수를 고스란히 담아낸 커버 아트와 희소성은 품격 있는 리스너의 음반 수집 공간을 한층 더 빛내줄 것입니다.</w:t>
+      </w:r>
+    </w:p>
+    <w:p>
+      <w:pPr>
+        <w:spacing w:line="324" w:lineRule="auto" w:after="120" w:before="160"/>
+      </w:pPr>
+      <w:r>
+        <w:rPr w:rFonts="맑은 고딕">
+          <w:rFonts w:ascii="맑은 고딕" w:hAnsi="맑은 고딕" w:eastAsia="맑은 고딕"/>
+          <w:b/>
+          <w:color w:val="4338CA"/>
+          <w:sz w:val="21"/>
+        </w:rPr>
+        <w:t>이 음반을 통해 아날로그 소리골 깊숙이 새겨진 낭만적인 팝의 황금기가 전해주는 감동을 다시 한번 경험해 보시는 것은 어떨까요?</w:t>
       </w:r>
     </w:p>
     <w:sectPr>
       <w:pgSz w:w="12240" w:h="15840"/>
-      <w:pgMar w:top="1440" w:right="1440" w:bottom="1440" w:left="1440" w:header="720" w:footer="720" w:gutter="0"/>
+      <w:pgMar w:top="1152" w:right="1296" w:bottom="1152" w:left="1296" w:header="720" w:footer="720" w:gutter="0"/>
       <w:cols w:space="720"/>
       <w:docGrid w:linePitch="360"/>
     </w:sectPr>

--- a/word_reports/LP_0016_위치_317_Various Artists_New Pops .docx
+++ b/word_reports/LP_0016_위치_317_Various Artists_New Pops .docx
@@ -32,7 +32,7 @@
     </w:p>
     <w:p>
       <w:pPr>
-        <w:spacing w:line="324" w:lineRule="auto" w:before="80" w:after="160"/>
+        <w:spacing w:line="324" w:lineRule="auto" w:before="80" w:after="120"/>
       </w:pPr>
       <w:r>
         <w:rPr w:rFonts="맑은 고딕">
@@ -42,13 +42,6 @@
           <w:sz w:val="22"/>
         </w:rPr>
         <w:t xml:space="preserve">[음반 소개] </w:t>
-      </w:r>
-      <w:r>
-        <w:rPr w:rFonts="맑은 고딕">
-          <w:rFonts w:ascii="맑은 고딕" w:hAnsi="맑은 고딕" w:eastAsia="맑은 고딕"/>
-          <w:b w:val="0"/>
-          <w:sz w:val="21"/>
-        </w:rPr>
       </w:r>
     </w:p>
     <w:p>
@@ -61,7 +54,33 @@
           <w:b w:val="0"/>
           <w:sz w:val="21"/>
         </w:rPr>
-        <w:t>한 시대를 풍미했던 찬란한 선율들이 정제된 미학 속에서 조화롭게 피어난 『New Pops Album Vol. 7』은 아날로그 시대의 음악적 낭만을 오롯이 품고 있는 명반입니다. 바다 건너 전해진 서구 팝 음악의 황금기 유산들이 품격 있게 엄선되어, 듣는 이의 마음을 아련한 서정으로 물들이는 귀중한 가교 역할을 해왔습니다. 세월의 두께를 넘어 여전히 청아하게 울려 퍼지는 명곡들의 향연은 지나간 청춘의 뜨거운 열정과 순수했던 음악적 감동을 다시금 일깨워줍니다.</w:t>
+        <w:t>음악이 디지털의 무형적 신호로 치환되기 이전, 한 장의 바이닐(LP)은 미지의 세계로 통하는 가장 낭만적이고도 성스러운 창이었습니다. 1970~80년대의 문화적 공기를 호흡했던 이들에게 있어 팝 컴필레이션 음반은 단순한 히트곡의 나열을 넘어, 먼 바다 건너 찬란하게 타오르던 서구 대중음악의 정수를 오롯이 품어 안는 귀중한 통로였습니다. 《New Pops Album Vol. 7》은 바로 그 아날로그의 황금기, 시대의 감성을 예민하게 포착하여 가장 유려하고 서정적인 선율들만을 정선해 엮어낸 불멸의 명반입니다.</w:t>
+      </w:r>
+    </w:p>
+    <w:p>
+      <w:pPr>
+        <w:spacing w:line="324" w:lineRule="auto" w:after="120"/>
+      </w:pPr>
+      <w:r>
+        <w:rPr w:rFonts="맑은 고딕">
+          <w:rFonts w:ascii="맑은 고딕" w:hAnsi="맑은 고딕" w:eastAsia="맑은 고딕"/>
+          <w:b w:val="0"/>
+          <w:sz w:val="21"/>
+        </w:rPr>
+        <w:t>당시 음반사들의 치열한 미학적 큐레이션 끝에 탄생한 이 앨범은, 라디오의 지직거리는 주파수 너머로 흘러나오던 애틋한 사연과 음악 다방의 묵직한 공기를 그대로 LP의 소리골 속에 박제해 두었습니다. 각각의 트랙은 당대 영미 팝 씬을 뒤흔들었던 당대 최고의 거장들과 찬란한 신예들의 목소리로 채워져 있으며, 이는 단순히 개별 곡의 감상을 넘어 한 시대의 음악적 조류와 낭만을 하나의 서사시처럼 조망할 수 있는 특별한 예술적 파노라마를 선사합니다. 장르의 경계를 유연하게 넘나들며 포크의 순수함, 소프트 록의 서정미, 그리고 팝 발라드의 웅장한 감정선을 하나의 결로 엮어낸 구성미는 오늘날의 플레이리스트와는 격이 다른 완성도를 보여줍니다.</w:t>
+      </w:r>
+    </w:p>
+    <w:p>
+      <w:pPr>
+        <w:spacing w:line="324" w:lineRule="auto" w:after="120"/>
+      </w:pPr>
+      <w:r>
+        <w:rPr w:rFonts="맑은 고딕">
+          <w:rFonts w:ascii="맑은 고딕" w:hAnsi="맑은 고딕" w:eastAsia="맑은 고딕"/>
+          <w:b w:val="0"/>
+          <w:sz w:val="21"/>
+        </w:rPr>
+        <w:t>이 음반에 참여한 다양한 아티스트들이 전하고자 했던 메시지는 결국 '인간 내면의 고독과 사랑, 그리고 지나간 청춘에 대한 그리움'이라는 보편적 진실로 수렴됩니다. 유행에 휩쓸려 쉽게 잊히는 인스턴트 음악들과 달리, 이 음반에 수록된 멜로디들은 수십 년의 세월이 흐른 지금까지도 바래지 않는 클래식의 품격을 간직하고 있습니다. 턴테이블의 바늘이 검은 그루브에 내려앉는 순간, 공간을 가득 채우는 서정적 울림은 청자를 단숨에 별빛 찬란하던 그 시절의 깊은 밤으로 데려다 놓으며, 시대를 초월한 예술적 감동이란 무엇인가를 묵직하게 증명해 냅니다.</w:t>
       </w:r>
     </w:p>
     <w:p>
@@ -168,7 +187,7 @@
           <w:b w:val="0"/>
           <w:sz w:val="21"/>
         </w:rPr>
-        <w:t>서구 팝 음악의 황금기를 대변하며 팝 애호가들의 뜨거운 지지 속에 기획·발매된 정규 옴니버스 컴필레이션 LP입니다. 당대 오디오 파일들의 취향을 고려한 세심한 마스터링을 거쳐 전 세계적인 명곡들을 밀도 있게 수록한 시대의 기록물입니다.</w:t>
+        <w:t>1970~80년대 한국 음반 시장에서 서구의 최신 팝 트렌드와 불멸의 스탠더드 명곡들을 엄선하여 감각적으로 기획·제작한 역사적 라이선스 옴니버스 LP</w:t>
       </w:r>
     </w:p>
     <w:p>
@@ -199,7 +218,7 @@
           <w:b w:val="0"/>
           <w:sz w:val="21"/>
         </w:rPr>
-        <w:t>발매 당시 라디오 음악 프로그램 애청자들과 젊은 음악 애호가들 사이에서 필청 음반으로 꼽히며 스테디셀러를 기록했습니다. 레코드점의 턴테이블 위를 쉼 없이 장식하며 높은 판매고와 함께 당대 교양 팝송 보급의 중심축 역할을 수행했습니다.</w:t>
+        <w:t>발매 당시 심야 라디오 애청자들과 젊은 팝 마니아층의 열렬한 호응 속에 높은 판매고를 기록하며 음반점의 쇼윈도를 장식했던 베스트셀러 시리즈</w:t>
       </w:r>
     </w:p>
     <w:p>
@@ -230,7 +249,7 @@
           <w:b w:val="0"/>
           <w:sz w:val="21"/>
         </w:rPr>
-        <w:t>앨범에 수록된 다수의 곡들이 빌보드 차트 상위권을 장악하고 권위 있는 글로벌 음악상을 수상한 공인된 명작들이며, 본 앨범 역시 명품 팝 컴필레이션 시리즈로서 대중음악 애호가들 사이에서 확고한 명성을 인정받고 있습니다.</w:t>
+        <w:t>빌보드 핫 100 및 UK 싱글 차트 상위권을 석권하고 유수의 글로벌 음악 시상식을 빛낸 당대 최고의 명곡들이 집약된 권위 있는 선곡집</w:t>
       </w:r>
     </w:p>
     <w:p>
@@ -275,7 +294,7 @@
           <w:b w:val="0"/>
           <w:sz w:val="21"/>
         </w:rPr>
-        <w:t>다국적 (미국, 영국 및 유럽 등)</w:t>
+        <w:t>다국적 (미국, 영국 등 서구 팝 음악의 종주국 아티스트 연합)</w:t>
       </w:r>
     </w:p>
     <w:p>
@@ -306,7 +325,7 @@
           <w:b w:val="0"/>
           <w:sz w:val="21"/>
         </w:rPr>
-        <w:t>20세기 중후반 활동 (다양)</w:t>
+        <w:t>20세기 중후반 팝 음악의 르네상스를 꽃피운 거장들</w:t>
       </w:r>
     </w:p>
     <w:p>
@@ -337,7 +356,7 @@
           <w:b w:val="0"/>
           <w:sz w:val="21"/>
         </w:rPr>
-        <w:t>옴니버스 (솔로 및 그룹 연합)</w:t>
+        <w:t>옴니버스 (솔로 싱어송라이터, 보컬 그룹 및 전설적 밴드 구성)</w:t>
       </w:r>
     </w:p>
     <w:p>
@@ -368,7 +387,7 @@
           <w:b w:val="0"/>
           <w:sz w:val="21"/>
         </w:rPr>
-        <w:t>팝, 포크, 소프트 록, 발라드 등 20세기 대중음악사의 기틀을 다진 거장 뮤지션들이 대거 참여하고 있습니다. 각 아티스트는 고유의 개성과 탁월한 음악성을 통해 전 세계 음악계에 굵직한 족적을 남기며 오늘날까지도 시대를 초월한 예술적 영감을 선사하고 있습니다.</w:t>
+        <w:t>팝, 록, 어덜트 컨템포러리 등 각 장르를 대표하는 독보적인 아티스트들이 참여하여 대중음악사의 눈부신 단면을 완벽히 대변합니다. 개별 아티스트들의 탁월한 가창력과 작곡 능력은 20세기 대중음악이 예술의 반열에 오르는 데 결정적인 기여를 하였습니다.</w:t>
       </w:r>
     </w:p>
     <w:p>
@@ -413,7 +432,7 @@
           <w:b w:val="0"/>
           <w:sz w:val="21"/>
         </w:rPr>
-        <w:t>단일 장르의 한계를 넘어 팝 음악이 지닌 서정미와 대중적 완성도를 유기적으로 엮어낸 큐레이션의 정수를 보여줍니다. 해외 음반 수입이 제한적이던 시절, 엄선된 명곡들을 통해 국내 리스너들의 음악적 안목을 넓히고 팝과 클래식 애호가를 잇는 가교가 되었다는 점에서 음악사적 의의가 깊습니다.</w:t>
+        <w:t>단일 음반의 한계를 뛰어넘어, 당대 글로벌 팝 문화의 흐름을 한 장의 바이닐에 압축해 낸 기념비적인 큐레이션 앨범으로서의 독보적 위상</w:t>
       </w:r>
     </w:p>
     <w:p>
@@ -444,7 +463,7 @@
           <w:b w:val="0"/>
           <w:sz w:val="21"/>
         </w:rPr>
-        <w:t>심야 라디오에서 흘러나오는 DJ의 감미로운 목소리에 귀를 기울이며 엽서를 띄우던 청춘들의 순수한 낭만이 고스란히 각인되어 있습니다. 회색빛 도시의 음악 감상실과 레코드 가게 앞에서 발걸음을 멈추었던 그 시절, 낯선 선율에 삶의 위로와 설렘을 투영했던 세대의 애틋한 공기가 음반 곳곳에 배어 있습니다.</w:t>
+        <w:t>암울했던 시대적 배경 속에서도 맑고 투명한 서구 팝 음악을 통해 위로를 얻고 자유를 갈망했던 7080 청춘들의 낭만과 숨결이 깃든 문화적 아카이브</w:t>
       </w:r>
     </w:p>
     <w:p>
@@ -489,7 +508,7 @@
           <w:b w:val="0"/>
           <w:sz w:val="21"/>
         </w:rPr>
-        <w:t>유려한 스트링 편곡과 아름다운 멜로디 라인이 돋보이는 서정적 발라드부터, 청아한 어쿠스틱 기타와 호소력 짙은 보컬이 어우러진 명곡들이 균형 있게 배치되어 있습니다. 인간 내면의 고독과 사랑을 노래한 보컬리스트들의 깊은 울림은 듣는 이에게 한 편의 문학 작품을 읽는 듯한 감흥을 안겨줍니다.</w:t>
+        <w:t>심금을 울리는 어쿠스틱 기타와 감미로운 피아노 터치가 돋보이는 서정적 팝 발라드부터, 유려한 오케스트레이션이 가미된 정통 팝 넘버들이 드라마틱한 기승전결을 이루며 깊은 여운을 선사함</w:t>
       </w:r>
     </w:p>
     <w:p>
@@ -520,7 +539,7 @@
           <w:b w:val="0"/>
           <w:sz w:val="21"/>
         </w:rPr>
-        <w:t>바이닐의 소리골을 타고 흐르는 풍성한 중저음과 진공관 앰프 특유의 따뜻한 배음이 조화를 이룰 때 비로소 진가를 발휘합니다. 잔잔하게 깔리는 미세한 아날로그 틱 노이즈조차 음악의 일부로 녹아들며, 특히 현악 오케스트레이션의 결실한 질감과 보컬의 미세한 숨결은 디지털 음원에서는 느낄 수 없는 깊은 공간감을 선사합니다.</w:t>
+        <w:t>진공관 앰프의 온화한 배음과 부드러운 톤암의 유연한 트래킹을 통해 감상할 때, 아날로그 특유의 따스한 중저역과 섬세한 보컬의 숨소리가 극대화되어 완벽한 음향적 몰입감을 제공함</w:t>
       </w:r>
     </w:p>
     <w:p>
@@ -551,7 +570,7 @@
           <w:b w:val="0"/>
           <w:sz w:val="21"/>
         </w:rPr>
-        <w:t>한 시대를 풍미한 불멸의 팝 명곡들을 오리지널 바이닐 사운드로 단 한 장에 누릴 수 있다는 점에서 컬렉터에게 매우 각별한 의미를 지닙니다. 아날로그 시절의 미학과 향수를 고스란히 담아낸 커버 아트와 희소성은 품격 있는 리스너의 음반 수집 공간을 한층 더 빛내줄 것입니다.</w:t>
+        <w:t>지금은 쉽게 만나볼 수 없는 시대의 감각적인 선곡미와 LP 특유의 클래식한 아트워크, 그리고 턴테이블 세대의 낭만이 고스란히 보존된 아날로그 오디오파일의 필수 컬렉션</w:t>
       </w:r>
     </w:p>
     <w:p>
@@ -565,7 +584,7 @@
           <w:color w:val="4338CA"/>
           <w:sz w:val="21"/>
         </w:rPr>
-        <w:t>이 음반을 통해 아날로그 소리골 깊숙이 새겨진 낭만적인 팝의 황금기가 전해주는 감동을 다시 한번 경험해 보시는 것은 어떨까요?</w:t>
+        <w:t>이 음반을 통해 낡은 턴테이블 위에서 피어오르는 아날로그 선율이 전해주는 감동을 다시 한번 경험해 보시는 것은 어떨까요?</w:t>
       </w:r>
     </w:p>
     <w:sectPr>
